--- a/res/borangPelupusanRekod.docx
+++ b/res/borangPelupusanRekod.docx
@@ -14,7 +14,7 @@
           <w:lang w:val="en-US" w:eastAsia="en-US"/>
         </w:rPr>
         <w:drawing>
-          <wp:anchor distT="0" distB="0" distL="114935" distR="114935" simplePos="0" relativeHeight="4" behindDoc="0" locked="0" layoutInCell="1" allowOverlap="1">
+          <wp:anchor distT="0" distB="0" distL="0" distR="0" simplePos="0" relativeHeight="6" behindDoc="0" locked="0" layoutInCell="1" allowOverlap="1">
             <wp:simplePos x="0" y="0"/>
             <wp:positionH relativeFrom="column">
               <wp:posOffset>1863725</wp:posOffset>
@@ -40,7 +40,7 @@
                   </pic:nvPicPr>
                   <pic:blipFill>
                     <a:blip r:embed="rId2"/>
-                    <a:srcRect l="-13" t="-54" r="-13" b="-54"/>
+                    <a:srcRect l="-26" t="-108" r="-26" b="-108"/>
                     <a:stretch>
                       <a:fillRect/>
                     </a:stretch>
@@ -159,12 +159,10 @@
           <w:szCs w:val="22"/>
           <w:lang w:val="en-US" w:eastAsia="en-US"/>
         </w:rPr>
-      </w:r>
-      <w:r>
         <mc:AlternateContent>
           <mc:Choice Requires="wps">
             <w:drawing>
-              <wp:anchor distT="0" distB="0" distL="114935" distR="114935" simplePos="0" relativeHeight="3" behindDoc="0" locked="0" layoutInCell="1" allowOverlap="1">
+              <wp:anchor distT="0" distB="0" distL="0" distR="0" simplePos="0" relativeHeight="4" behindDoc="0" locked="0" layoutInCell="1" allowOverlap="1">
                 <wp:simplePos x="0" y="0"/>
                 <wp:positionH relativeFrom="column">
                   <wp:posOffset>-114300</wp:posOffset>
@@ -179,19 +177,26 @@
                 <a:graphic xmlns:a="http://schemas.openxmlformats.org/drawingml/2006/main">
                   <a:graphicData uri="http://schemas.microsoft.com/office/word/2010/wordprocessingShape">
                     <wps:wsp>
-                      <wps:cNvSpPr txBox="1"/>
+                      <wps:cNvSpPr/>
                       <wps:spPr>
                         <a:xfrm>
                           <a:off x="0" y="0"/>
-                          <a:ext cx="6553200" cy="476250"/>
+                          <a:ext cx="6553080" cy="476280"/>
                         </a:xfrm>
-                        <a:prstGeom prst="rect"/>
-                        <a:solidFill>
-                          <a:srgbClr val="FFFFFF">
-                            <a:alpha val="0"/>
-                          </a:srgbClr>
-                        </a:solidFill>
+                        <a:prstGeom prst="rect">
+                          <a:avLst/>
+                        </a:prstGeom>
+                        <a:noFill/>
+                        <a:ln w="0">
+                          <a:noFill/>
+                        </a:ln>
                       </wps:spPr>
+                      <wps:style>
+                        <a:lnRef idx="0"/>
+                        <a:fillRef idx="0"/>
+                        <a:effectRef idx="0"/>
+                        <a:fontRef idx="minor"/>
+                      </wps:style>
                       <wps:txbx>
                         <w:txbxContent>
                           <w:p>
@@ -256,7 +261,7 @@
                           </w:p>
                         </w:txbxContent>
                       </wps:txbx>
-                      <wps:bodyPr anchor="t" lIns="92075" tIns="46355" rIns="92075" bIns="46355">
+                      <wps:bodyPr lIns="92160" tIns="46440" rIns="92160" bIns="46440" anchor="t">
                         <a:noAutofit/>
                       </wps:bodyPr>
                     </wps:wsp>
@@ -267,9 +272,10 @@
           </mc:Choice>
           <mc:Fallback>
             <w:pict>
-              <v:rect fillcolor="#FFFFFF" style="position:absolute;rotation:-0;width:516pt;height:37.5pt;mso-wrap-distance-left:9.05pt;mso-wrap-distance-right:9.05pt;mso-wrap-distance-top:0pt;mso-wrap-distance-bottom:0pt;margin-top:13.95pt;mso-position-vertical-relative:text;margin-left:-9pt;mso-position-horizontal-relative:text">
-                <v:fill opacity="0f"/>
-                <v:textbox inset="0.100694444444444in,0.0506944444444444in,0.100694444444444in,0.0506944444444444in">
+              <v:rect id="shape_0" fillcolor="white" stroked="f" o:allowincell="f" style="position:absolute;margin-left:-9pt;margin-top:13.95pt;width:515.95pt;height:37.45pt;mso-wrap-style:square;v-text-anchor:top">
+                <v:fill o:detectmouseclick="t" type="solid" color2="black" opacity="0"/>
+                <v:stroke color="#3465a4" joinstyle="round" endcap="flat"/>
+                <v:textbox>
                   <w:txbxContent>
                     <w:p>
                       <w:pPr>
@@ -293,7 +299,7 @@
                           <w:szCs w:val="20"/>
                           <w:lang w:val="sv-SE"/>
                         </w:rPr>
-                        <w:t xml:space="preserve">MAKLUMAT PEMOHON: </w:t>
+                        <w:t xml:space="preserve">MAKLUMAT PEMOHON:  No. Kotak: ${kotak}  </w:t>
                       </w:r>
                     </w:p>
                     <w:p>
@@ -382,10 +388,10 @@
       </w:tblPr>
       <w:tblGrid>
         <w:gridCol w:w="449"/>
-        <w:gridCol w:w="1161"/>
+        <w:gridCol w:w="1160"/>
         <w:gridCol w:w="632"/>
         <w:gridCol w:w="5426"/>
-        <w:gridCol w:w="2160"/>
+        <w:gridCol w:w="2161"/>
       </w:tblGrid>
       <w:tr>
         <w:trPr/>
@@ -1086,7 +1092,7 @@
         </w:tc>
         <w:tc>
           <w:tcPr>
-            <w:tcW w:w="1161" w:type="dxa"/>
+            <w:tcW w:w="1160" w:type="dxa"/>
             <w:tcBorders/>
           </w:tcPr>
           <w:p>
@@ -1138,7 +1144,7 @@
         </w:tc>
         <w:tc>
           <w:tcPr>
-            <w:tcW w:w="2160" w:type="dxa"/>
+            <w:tcW w:w="2161" w:type="dxa"/>
             <w:vMerge w:val="restart"/>
             <w:tcBorders/>
           </w:tcPr>
@@ -1193,7 +1199,7 @@
         </w:tc>
         <w:tc>
           <w:tcPr>
-            <w:tcW w:w="1161" w:type="dxa"/>
+            <w:tcW w:w="1160" w:type="dxa"/>
             <w:tcBorders/>
           </w:tcPr>
           <w:p>
@@ -1246,7 +1252,7 @@
         </w:tc>
         <w:tc>
           <w:tcPr>
-            <w:tcW w:w="2160" w:type="dxa"/>
+            <w:tcW w:w="2161" w:type="dxa"/>
             <w:vMerge w:val="continue"/>
             <w:tcBorders/>
           </w:tcPr>
@@ -1300,7 +1306,7 @@
         </w:tc>
         <w:tc>
           <w:tcPr>
-            <w:tcW w:w="1161" w:type="dxa"/>
+            <w:tcW w:w="1160" w:type="dxa"/>
             <w:tcBorders/>
           </w:tcPr>
           <w:p>
@@ -1354,7 +1360,7 @@
         </w:tc>
         <w:tc>
           <w:tcPr>
-            <w:tcW w:w="2160" w:type="dxa"/>
+            <w:tcW w:w="2161" w:type="dxa"/>
             <w:vMerge w:val="continue"/>
             <w:tcBorders/>
           </w:tcPr>
@@ -1423,7 +1429,7 @@
         </w:trPr>
         <w:tc>
           <w:tcPr>
-            <w:tcW w:w="2242" w:type="dxa"/>
+            <w:tcW w:w="2241" w:type="dxa"/>
             <w:gridSpan w:val="3"/>
             <w:tcBorders/>
           </w:tcPr>
@@ -1489,7 +1495,7 @@
         </w:tc>
         <w:tc>
           <w:tcPr>
-            <w:tcW w:w="7586" w:type="dxa"/>
+            <w:tcW w:w="7587" w:type="dxa"/>
             <w:gridSpan w:val="2"/>
             <w:tcBorders/>
           </w:tcPr>
@@ -1799,7 +1805,7 @@
         <w:trPr/>
         <w:tc>
           <w:tcPr>
-            <w:tcW w:w="2242" w:type="dxa"/>
+            <w:tcW w:w="2241" w:type="dxa"/>
             <w:gridSpan w:val="3"/>
             <w:tcBorders/>
           </w:tcPr>
@@ -1825,7 +1831,7 @@
         </w:tc>
         <w:tc>
           <w:tcPr>
-            <w:tcW w:w="7586" w:type="dxa"/>
+            <w:tcW w:w="7587" w:type="dxa"/>
             <w:gridSpan w:val="2"/>
             <w:tcBorders/>
           </w:tcPr>
@@ -2054,13 +2060,10 @@
                 <w:sz w:val="20"/>
                 <w:szCs w:val="20"/>
               </w:rPr>
-              <w:t>.</w:t>
-            </w:r>
-            <w:r>
               <mc:AlternateContent>
                 <mc:Choice Requires="wps">
                   <w:drawing>
-                    <wp:anchor distT="0" distB="0" distL="114935" distR="114935" simplePos="0" relativeHeight="2" behindDoc="0" locked="0" layoutInCell="1" allowOverlap="1">
+                    <wp:anchor distT="0" distB="0" distL="0" distR="0" simplePos="0" relativeHeight="2" behindDoc="0" locked="0" layoutInCell="1" allowOverlap="1">
                       <wp:simplePos x="0" y="0"/>
                       <wp:positionH relativeFrom="column">
                         <wp:posOffset>2541270</wp:posOffset>
@@ -2075,17 +2078,28 @@
                       <a:graphic xmlns:a="http://schemas.openxmlformats.org/drawingml/2006/main">
                         <a:graphicData uri="http://schemas.microsoft.com/office/word/2010/wordprocessingShape">
                           <wps:wsp>
-                            <wps:cNvSpPr txBox="1"/>
+                            <wps:cNvSpPr/>
                             <wps:spPr>
                               <a:xfrm>
                                 <a:off x="0" y="0"/>
-                                <a:ext cx="3783330" cy="374015"/>
+                                <a:ext cx="3783240" cy="374040"/>
                               </a:xfrm>
-                              <a:prstGeom prst="rect"/>
+                              <a:prstGeom prst="rect">
+                                <a:avLst/>
+                              </a:prstGeom>
                               <a:solidFill>
                                 <a:srgbClr val="C0C0C0"/>
                               </a:solidFill>
+                              <a:ln w="0">
+                                <a:noFill/>
+                              </a:ln>
                             </wps:spPr>
+                            <wps:style>
+                              <a:lnRef idx="0"/>
+                              <a:fillRef idx="0"/>
+                              <a:effectRef idx="0"/>
+                              <a:fontRef idx="minor"/>
+                            </wps:style>
                             <wps:txbx>
                               <w:txbxContent>
                                 <w:p>
@@ -2105,7 +2119,7 @@
                                 </w:p>
                               </w:txbxContent>
                             </wps:txbx>
-                            <wps:bodyPr anchor="t" lIns="92075" tIns="46355" rIns="92075" bIns="46355">
+                            <wps:bodyPr lIns="92160" tIns="46440" rIns="92160" bIns="46440" anchor="t">
                               <a:noAutofit/>
                             </wps:bodyPr>
                           </wps:wsp>
@@ -2116,8 +2130,10 @@
                 </mc:Choice>
                 <mc:Fallback>
                   <w:pict>
-                    <v:rect fillcolor="#C0C0C0" style="position:absolute;rotation:-0;width:297.9pt;height:29.45pt;mso-wrap-distance-left:9.05pt;mso-wrap-distance-right:9.05pt;mso-wrap-distance-top:0pt;mso-wrap-distance-bottom:0pt;margin-top:10.85pt;mso-position-vertical-relative:text;margin-left:200.1pt;mso-position-horizontal-relative:text">
-                      <v:textbox inset="0.100694444444444in,0.0506944444444444in,0.100694444444444in,0.0506944444444444in">
+                    <v:rect id="shape_0" fillcolor="silver" stroked="f" o:allowincell="t" style="position:absolute;margin-left:200.1pt;margin-top:10.85pt;width:297.85pt;height:29.4pt;mso-wrap-style:square;v-text-anchor:top">
+                      <v:fill o:detectmouseclick="t" type="solid" color2="#3f3f3f"/>
+                      <v:stroke color="#3465a4" joinstyle="round" endcap="flat"/>
+                      <v:textbox>
                         <w:txbxContent>
                           <w:p>
                             <w:pPr>
@@ -2141,6 +2157,14 @@
                   </w:pict>
                 </mc:Fallback>
               </mc:AlternateContent>
+            </w:r>
+            <w:r>
+              <w:rPr>
+                <w:rFonts w:cs="Arial" w:ascii="Arial" w:hAnsi="Arial"/>
+                <w:sz w:val="20"/>
+                <w:szCs w:val="20"/>
+              </w:rPr>
+              <w:t>.</w:t>
             </w:r>
           </w:p>
           <w:p>
@@ -2350,11 +2374,11 @@
       </w:tblPr>
       <w:tblGrid>
         <w:gridCol w:w="688"/>
-        <w:gridCol w:w="4532"/>
-        <w:gridCol w:w="1530"/>
+        <w:gridCol w:w="4531"/>
+        <w:gridCol w:w="1531"/>
         <w:gridCol w:w="900"/>
-        <w:gridCol w:w="1260"/>
-        <w:gridCol w:w="1305"/>
+        <w:gridCol w:w="1259"/>
+        <w:gridCol w:w="1306"/>
       </w:tblGrid>
       <w:tr>
         <w:trPr>
@@ -2455,7 +2479,7 @@
         </w:tc>
         <w:tc>
           <w:tcPr>
-            <w:tcW w:w="4532" w:type="dxa"/>
+            <w:tcW w:w="4531" w:type="dxa"/>
             <w:tcBorders>
               <w:top w:val="single" w:sz="4" w:space="0" w:color="000000"/>
               <w:start w:val="single" w:sz="4" w:space="0" w:color="000000"/>
@@ -2530,7 +2554,7 @@
         </w:tc>
         <w:tc>
           <w:tcPr>
-            <w:tcW w:w="1530" w:type="dxa"/>
+            <w:tcW w:w="1531" w:type="dxa"/>
             <w:tcBorders>
               <w:top w:val="single" w:sz="4" w:space="0" w:color="000000"/>
               <w:start w:val="single" w:sz="4" w:space="0" w:color="000000"/>
@@ -2657,7 +2681,7 @@
         </w:tc>
         <w:tc>
           <w:tcPr>
-            <w:tcW w:w="1260" w:type="dxa"/>
+            <w:tcW w:w="1259" w:type="dxa"/>
             <w:tcBorders>
               <w:top w:val="single" w:sz="4" w:space="0" w:color="000000"/>
               <w:start w:val="single" w:sz="4" w:space="0" w:color="000000"/>
@@ -2728,7 +2752,7 @@
         </w:tc>
         <w:tc>
           <w:tcPr>
-            <w:tcW w:w="1305" w:type="dxa"/>
+            <w:tcW w:w="1306" w:type="dxa"/>
             <w:tcBorders>
               <w:top w:val="single" w:sz="4" w:space="0" w:color="000000"/>
               <w:start w:val="single" w:sz="4" w:space="0" w:color="000000"/>
@@ -2795,150 +2819,7 @@
         </w:tc>
       </w:tr>
       <w:tr>
-        <w:tc>
-          <w:tcPr>
-            <w:tcW w:w="700" w:type="dxa"/>
-            <w:tcBorders>
-              <w:top w:val="single" w:sz="4" w:space="0" w:color="000000"/>
-              <w:start w:val="single" w:sz="4" w:space="0" w:color="000000"/>
-              <w:bottom w:val="single" w:sz="4" w:space="0" w:color="000000"/>
-              <w:end w:val="single" w:sz="4" w:space="0" w:color="000000"/>
-            </w:tcBorders>
-          </w:tcPr>
-          <w:p>
-            <w:pPr>
-              <w:pStyle w:val="Normal"/>
-            </w:pPr>
-            <w:r>
-              <w:rPr>
-                <w:rFonts w:ascii="Arial" w:hAnsi="Arial" w:cs="Arial"/>
-                <w:sz w:val="20"/>
-              </w:rPr>
-              <w:t xml:space="preserve">${bil}</w:t>
-            </w:r>
-          </w:p>
-        </w:tc>
-        <w:tc>
-          <w:tcPr>
-            <w:tcW w:w="4000" w:type="dxa"/>
-            <w:tcBorders>
-              <w:top w:val="single" w:sz="4" w:space="0" w:color="000000"/>
-              <w:start w:val="single" w:sz="4" w:space="0" w:color="000000"/>
-              <w:bottom w:val="single" w:sz="4" w:space="0" w:color="000000"/>
-              <w:end w:val="single" w:sz="4" w:space="0" w:color="000000"/>
-            </w:tcBorders>
-          </w:tcPr>
-          <w:p>
-            <w:pPr>
-              <w:pStyle w:val="Normal"/>
-            </w:pPr>
-            <w:r>
-              <w:rPr>
-                <w:rFonts w:ascii="Arial" w:hAnsi="Arial" w:cs="Arial"/>
-                <w:sz w:val="20"/>
-              </w:rPr>
-              <w:t xml:space="preserve">${tajuk}</w:t>
-            </w:r>
-          </w:p>
-        </w:tc>
-        <w:tc>
-          <w:tcPr>
-            <w:tcW w:w="2000" w:type="dxa"/>
-            <w:tcBorders>
-              <w:top w:val="single" w:sz="4" w:space="0" w:color="000000"/>
-              <w:start w:val="single" w:sz="4" w:space="0" w:color="000000"/>
-              <w:bottom w:val="single" w:sz="4" w:space="0" w:color="000000"/>
-              <w:end w:val="single" w:sz="4" w:space="0" w:color="000000"/>
-            </w:tcBorders>
-          </w:tcPr>
-          <w:p>
-            <w:pPr>
-              <w:pStyle w:val="Normal"/>
-            </w:pPr>
-            <w:r>
-              <w:rPr>
-                <w:rFonts w:ascii="Arial" w:hAnsi="Arial" w:cs="Arial"/>
-                <w:sz w:val="20"/>
-              </w:rPr>
-              <w:t xml:space="preserve">${tahun_row}</w:t>
-            </w:r>
-          </w:p>
-        </w:tc>
-        <w:tc>
-          <w:tcPr>
-            <w:tcW w:w="1200" w:type="dxa"/>
-            <w:tcBorders>
-              <w:top w:val="single" w:sz="4" w:space="0" w:color="000000"/>
-              <w:start w:val="single" w:sz="4" w:space="0" w:color="000000"/>
-              <w:bottom w:val="single" w:sz="4" w:space="0" w:color="000000"/>
-              <w:end w:val="single" w:sz="4" w:space="0" w:color="000000"/>
-            </w:tcBorders>
-          </w:tcPr>
-          <w:p>
-            <w:pPr>
-              <w:pStyle w:val="Normal"/>
-            </w:pPr>
-            <w:r>
-              <w:rPr>
-                <w:rFonts w:ascii="Arial" w:hAnsi="Arial" w:cs="Arial"/>
-                <w:sz w:val="20"/>
-              </w:rPr>
-              <w:t xml:space="preserve">${jumlah_row}</w:t>
-            </w:r>
-          </w:p>
-        </w:tc>
-        <w:tc>
-          <w:tcPr>
-            <w:tcW w:w="1400" w:type="dxa"/>
-            <w:tcBorders>
-              <w:top w:val="single" w:sz="4" w:space="0" w:color="000000"/>
-              <w:start w:val="single" w:sz="4" w:space="0" w:color="000000"/>
-              <w:bottom w:val="single" w:sz="4" w:space="0" w:color="000000"/>
-              <w:end w:val="single" w:sz="4" w:space="0" w:color="000000"/>
-            </w:tcBorders>
-          </w:tcPr>
-          <w:p>
-            <w:pPr>
-              <w:pStyle w:val="Normal"/>
-            </w:pPr>
-            <w:r>
-              <w:rPr>
-                <w:rFonts w:ascii="Arial" w:hAnsi="Arial" w:cs="Arial"/>
-                <w:sz w:val="20"/>
-              </w:rPr>
-              <w:t xml:space="preserve">${bil_folio}</w:t>
-            </w:r>
-          </w:p>
-        </w:tc>
-        <w:tc>
-          <w:tcPr>
-            <w:tcW w:w="2000" w:type="dxa"/>
-            <w:tcBorders>
-              <w:top w:val="single" w:sz="4" w:space="0" w:color="000000"/>
-              <w:start w:val="single" w:sz="4" w:space="0" w:color="000000"/>
-              <w:bottom w:val="single" w:sz="4" w:space="0" w:color="000000"/>
-              <w:end w:val="single" w:sz="4" w:space="0" w:color="000000"/>
-            </w:tcBorders>
-          </w:tcPr>
-          <w:p>
-            <w:pPr>
-              <w:pStyle w:val="Normal"/>
-            </w:pPr>
-            <w:r>
-              <w:rPr>
-                <w:rFonts w:ascii="Arial" w:hAnsi="Arial" w:cs="Arial"/>
-                <w:sz w:val="20"/>
-              </w:rPr>
-              <w:t xml:space="preserve">${catatan}</w:t>
-            </w:r>
-          </w:p>
-        </w:tc>
-      </w:tr>
-      <w:tr>
-        <w:trPr>
-          <w:trHeight w:val="260" w:hRule="atLeast"/>
-          <w:cantSplit w:val="true"/>
-        </w:trPr>
+        <w:trPr/>
         <w:tc>
           <w:tcPr>
             <w:tcW w:w="688" w:type="dxa"/>
@@ -2952,26 +2833,20 @@
           <w:p>
             <w:pPr>
               <w:pStyle w:val="Normal"/>
-              <w:snapToGrid w:val="false"/>
-              <w:jc w:val="center"/>
-              <w:rPr>
-                <w:rFonts w:ascii="Arial" w:hAnsi="Arial" w:cs="Arial"/>
-                <w:sz w:val="20"/>
-                <w:szCs w:val="20"/>
-              </w:rPr>
-            </w:pPr>
-            <w:r>
-              <w:rPr>
-                <w:rFonts w:cs="Arial" w:ascii="Arial" w:hAnsi="Arial"/>
-                <w:sz w:val="20"/>
-                <w:szCs w:val="20"/>
-              </w:rPr>
+              <w:rPr/>
+            </w:pPr>
+            <w:r>
+              <w:rPr>
+                <w:rFonts w:cs="Arial" w:ascii="Arial" w:hAnsi="Arial"/>
+                <w:sz w:val="20"/>
+              </w:rPr>
+              <w:t>${bil}</w:t>
             </w:r>
           </w:p>
         </w:tc>
         <w:tc>
           <w:tcPr>
-            <w:tcW w:w="4532" w:type="dxa"/>
+            <w:tcW w:w="4531" w:type="dxa"/>
             <w:tcBorders>
               <w:top w:val="single" w:sz="4" w:space="0" w:color="000000"/>
               <w:start w:val="single" w:sz="4" w:space="0" w:color="000000"/>
@@ -2982,26 +2857,20 @@
           <w:p>
             <w:pPr>
               <w:pStyle w:val="Normal"/>
-              <w:snapToGrid w:val="false"/>
-              <w:jc w:val="center"/>
-              <w:rPr>
-                <w:rFonts w:ascii="Arial" w:hAnsi="Arial" w:cs="Arial"/>
-                <w:sz w:val="20"/>
-                <w:szCs w:val="20"/>
-              </w:rPr>
-            </w:pPr>
-            <w:r>
-              <w:rPr>
-                <w:rFonts w:cs="Arial" w:ascii="Arial" w:hAnsi="Arial"/>
-                <w:sz w:val="20"/>
-                <w:szCs w:val="20"/>
-              </w:rPr>
+              <w:rPr/>
+            </w:pPr>
+            <w:r>
+              <w:rPr>
+                <w:rFonts w:cs="Arial" w:ascii="Arial" w:hAnsi="Arial"/>
+                <w:sz w:val="20"/>
+              </w:rPr>
+              <w:t>${tajuk}</w:t>
             </w:r>
           </w:p>
         </w:tc>
         <w:tc>
           <w:tcPr>
-            <w:tcW w:w="1530" w:type="dxa"/>
+            <w:tcW w:w="1531" w:type="dxa"/>
             <w:tcBorders>
               <w:top w:val="single" w:sz="4" w:space="0" w:color="000000"/>
               <w:start w:val="single" w:sz="4" w:space="0" w:color="000000"/>
@@ -3012,20 +2881,14 @@
           <w:p>
             <w:pPr>
               <w:pStyle w:val="Normal"/>
-              <w:snapToGrid w:val="false"/>
-              <w:jc w:val="center"/>
-              <w:rPr>
-                <w:rFonts w:ascii="Arial" w:hAnsi="Arial" w:cs="Arial"/>
-                <w:sz w:val="20"/>
-                <w:szCs w:val="20"/>
-              </w:rPr>
-            </w:pPr>
-            <w:r>
-              <w:rPr>
-                <w:rFonts w:cs="Arial" w:ascii="Arial" w:hAnsi="Arial"/>
-                <w:sz w:val="20"/>
-                <w:szCs w:val="20"/>
-              </w:rPr>
+              <w:rPr/>
+            </w:pPr>
+            <w:r>
+              <w:rPr>
+                <w:rFonts w:cs="Arial" w:ascii="Arial" w:hAnsi="Arial"/>
+                <w:sz w:val="20"/>
+              </w:rPr>
+              <w:t>${tahun_row}</w:t>
             </w:r>
           </w:p>
         </w:tc>
@@ -3042,26 +2905,20 @@
           <w:p>
             <w:pPr>
               <w:pStyle w:val="Normal"/>
-              <w:snapToGrid w:val="false"/>
-              <w:jc w:val="center"/>
-              <w:rPr>
-                <w:rFonts w:ascii="Arial" w:hAnsi="Arial" w:cs="Arial"/>
-                <w:sz w:val="20"/>
-                <w:szCs w:val="20"/>
-              </w:rPr>
-            </w:pPr>
-            <w:r>
-              <w:rPr>
-                <w:rFonts w:cs="Arial" w:ascii="Arial" w:hAnsi="Arial"/>
-                <w:sz w:val="20"/>
-                <w:szCs w:val="20"/>
-              </w:rPr>
+              <w:rPr/>
+            </w:pPr>
+            <w:r>
+              <w:rPr>
+                <w:rFonts w:cs="Arial" w:ascii="Arial" w:hAnsi="Arial"/>
+                <w:sz w:val="20"/>
+              </w:rPr>
+              <w:t>${jumlah_row}</w:t>
             </w:r>
           </w:p>
         </w:tc>
         <w:tc>
           <w:tcPr>
-            <w:tcW w:w="1260" w:type="dxa"/>
+            <w:tcW w:w="1259" w:type="dxa"/>
             <w:tcBorders>
               <w:top w:val="single" w:sz="4" w:space="0" w:color="000000"/>
               <w:start w:val="single" w:sz="4" w:space="0" w:color="000000"/>
@@ -3072,26 +2929,20 @@
           <w:p>
             <w:pPr>
               <w:pStyle w:val="Normal"/>
-              <w:snapToGrid w:val="false"/>
-              <w:jc w:val="center"/>
-              <w:rPr>
-                <w:rFonts w:ascii="Arial" w:hAnsi="Arial" w:cs="Arial"/>
-                <w:sz w:val="20"/>
-                <w:szCs w:val="20"/>
-              </w:rPr>
-            </w:pPr>
-            <w:r>
-              <w:rPr>
-                <w:rFonts w:cs="Arial" w:ascii="Arial" w:hAnsi="Arial"/>
-                <w:sz w:val="20"/>
-                <w:szCs w:val="20"/>
-              </w:rPr>
+              <w:rPr/>
+            </w:pPr>
+            <w:r>
+              <w:rPr>
+                <w:rFonts w:cs="Arial" w:ascii="Arial" w:hAnsi="Arial"/>
+                <w:sz w:val="20"/>
+              </w:rPr>
+              <w:t>${bil_folio}</w:t>
             </w:r>
           </w:p>
         </w:tc>
         <w:tc>
           <w:tcPr>
-            <w:tcW w:w="1305" w:type="dxa"/>
+            <w:tcW w:w="1306" w:type="dxa"/>
             <w:tcBorders>
               <w:top w:val="single" w:sz="4" w:space="0" w:color="000000"/>
               <w:start w:val="single" w:sz="4" w:space="0" w:color="000000"/>
@@ -3102,19 +2953,14 @@
           <w:p>
             <w:pPr>
               <w:pStyle w:val="Normal"/>
-              <w:snapToGrid w:val="false"/>
-              <w:rPr>
-                <w:rFonts w:ascii="Arial" w:hAnsi="Arial" w:cs="Arial"/>
-                <w:sz w:val="20"/>
-                <w:szCs w:val="20"/>
-              </w:rPr>
-            </w:pPr>
-            <w:r>
-              <w:rPr>
-                <w:rFonts w:cs="Arial" w:ascii="Arial" w:hAnsi="Arial"/>
-                <w:sz w:val="20"/>
-                <w:szCs w:val="20"/>
-              </w:rPr>
+              <w:rPr/>
+            </w:pPr>
+            <w:r>
+              <w:rPr>
+                <w:rFonts w:cs="Arial" w:ascii="Arial" w:hAnsi="Arial"/>
+                <w:sz w:val="20"/>
+              </w:rPr>
+              <w:t>${catatan}</w:t>
             </w:r>
           </w:p>
         </w:tc>
@@ -3130,7 +2976,9 @@
       </w:r>
     </w:p>
     <w:sectPr>
-      <w:headerReference w:type="default" r:id="rId3"/>
+      <w:headerReference w:type="even" r:id="rId3"/>
+      <w:headerReference w:type="default" r:id="rId4"/>
+      <w:headerReference w:type="first" r:id="rId5"/>
       <w:type w:val="nextPage"/>
       <w:pgSz w:w="12240" w:h="15840"/>
       <w:pgMar w:left="1260" w:right="720" w:gutter="0" w:header="360" w:top="540" w:footer="0" w:bottom="450"/>
@@ -3144,6 +2992,44 @@
 </file>
 
 <file path=word/header1.xml><?xml version="1.0" encoding="utf-8"?>
+<w:hdr xmlns:o="urn:schemas-microsoft-com:office:office" xmlns:r="http://schemas.openxmlformats.org/officeDocument/2006/relationships" xmlns:v="urn:schemas-microsoft-com:vml" xmlns:w="http://schemas.openxmlformats.org/wordprocessingml/2006/main" xmlns:w10="urn:schemas-microsoft-com:office:word" xmlns:wp="http://schemas.openxmlformats.org/drawingml/2006/wordprocessingDrawing" xmlns:pic="http://schemas.openxmlformats.org/drawingml/2006/picture" xmlns:wps="http://schemas.microsoft.com/office/word/2010/wordprocessingShape" xmlns:wpg="http://schemas.microsoft.com/office/word/2010/wordprocessingGroup" xmlns:mc="http://schemas.openxmlformats.org/markup-compatibility/2006" xmlns:wp14="http://schemas.microsoft.com/office/word/2010/wordprocessingDrawing" xmlns:w14="http://schemas.microsoft.com/office/word/2010/wordml" xmlns:w15="http://schemas.microsoft.com/office/word/2012/wordml" mc:Ignorable="w14 wp14 w15">
+  <w:p>
+    <w:pPr>
+      <w:pStyle w:val="Header"/>
+      <w:rPr/>
+    </w:pPr>
+    <w:r>
+      <w:rPr/>
+    </w:r>
+  </w:p>
+</w:hdr>
+</file>
+
+<file path=word/header2.xml><?xml version="1.0" encoding="utf-8"?>
+<w:hdr xmlns:o="urn:schemas-microsoft-com:office:office" xmlns:r="http://schemas.openxmlformats.org/officeDocument/2006/relationships" xmlns:v="urn:schemas-microsoft-com:vml" xmlns:w="http://schemas.openxmlformats.org/wordprocessingml/2006/main" xmlns:w10="urn:schemas-microsoft-com:office:word" xmlns:wp="http://schemas.openxmlformats.org/drawingml/2006/wordprocessingDrawing" xmlns:pic="http://schemas.openxmlformats.org/drawingml/2006/picture" xmlns:wps="http://schemas.microsoft.com/office/word/2010/wordprocessingShape" xmlns:wpg="http://schemas.microsoft.com/office/word/2010/wordprocessingGroup" xmlns:mc="http://schemas.openxmlformats.org/markup-compatibility/2006" xmlns:wp14="http://schemas.microsoft.com/office/word/2010/wordprocessingDrawing" xmlns:w14="http://schemas.microsoft.com/office/word/2010/wordml" xmlns:w15="http://schemas.microsoft.com/office/word/2012/wordml" mc:Ignorable="w14 wp14 w15">
+  <w:p>
+    <w:pPr>
+      <w:pStyle w:val="Header"/>
+      <w:jc w:val="end"/>
+      <w:rPr>
+        <w:rFonts w:ascii="Arial" w:hAnsi="Arial" w:cs="Arial"/>
+        <w:sz w:val="20"/>
+        <w:lang w:val="sv-SE"/>
+      </w:rPr>
+    </w:pPr>
+    <w:r>
+      <w:rPr>
+        <w:rFonts w:cs="Arial" w:ascii="Arial" w:hAnsi="Arial"/>
+        <w:sz w:val="20"/>
+        <w:lang w:val="sv-SE"/>
+      </w:rPr>
+      <w:t>Borang PTAR(BARU)/Pelupusan Rekod Homogeneous/06/2019(Pind.2025)</w:t>
+    </w:r>
+  </w:p>
+</w:hdr>
+</file>
+
+<file path=word/header3.xml><?xml version="1.0" encoding="utf-8"?>
 <w:hdr xmlns:o="urn:schemas-microsoft-com:office:office" xmlns:r="http://schemas.openxmlformats.org/officeDocument/2006/relationships" xmlns:v="urn:schemas-microsoft-com:vml" xmlns:w="http://schemas.openxmlformats.org/wordprocessingml/2006/main" xmlns:w10="urn:schemas-microsoft-com:office:word" xmlns:wp="http://schemas.openxmlformats.org/drawingml/2006/wordprocessingDrawing" xmlns:pic="http://schemas.openxmlformats.org/drawingml/2006/picture" xmlns:wps="http://schemas.microsoft.com/office/word/2010/wordprocessingShape" xmlns:wpg="http://schemas.microsoft.com/office/word/2010/wordprocessingGroup" xmlns:mc="http://schemas.openxmlformats.org/markup-compatibility/2006" xmlns:wp14="http://schemas.microsoft.com/office/word/2010/wordprocessingDrawing" xmlns:w14="http://schemas.microsoft.com/office/word/2010/wordml" xmlns:w15="http://schemas.microsoft.com/office/word/2012/wordml" mc:Ignorable="w14 wp14 w15">
   <w:p>
     <w:pPr>
@@ -3182,6 +3068,102 @@
         <w:ind w:start="720" w:hanging="360"/>
       </w:pPr>
       <w:rPr/>
+    </w:lvl>
+    <w:lvl w:ilvl="1">
+      <w:start w:val="1"/>
+      <w:numFmt w:val="decimal"/>
+      <w:lvlText w:val="%2."/>
+      <w:lvlJc w:val="start"/>
+      <w:pPr>
+        <w:tabs>
+          <w:tab w:val="num" w:pos="1080"/>
+        </w:tabs>
+        <w:ind w:start="1080" w:hanging="360"/>
+      </w:pPr>
+    </w:lvl>
+    <w:lvl w:ilvl="2">
+      <w:start w:val="1"/>
+      <w:numFmt w:val="decimal"/>
+      <w:lvlText w:val="%3."/>
+      <w:lvlJc w:val="start"/>
+      <w:pPr>
+        <w:tabs>
+          <w:tab w:val="num" w:pos="1440"/>
+        </w:tabs>
+        <w:ind w:start="1440" w:hanging="360"/>
+      </w:pPr>
+    </w:lvl>
+    <w:lvl w:ilvl="3">
+      <w:start w:val="1"/>
+      <w:numFmt w:val="decimal"/>
+      <w:lvlText w:val="%4."/>
+      <w:lvlJc w:val="start"/>
+      <w:pPr>
+        <w:tabs>
+          <w:tab w:val="num" w:pos="1800"/>
+        </w:tabs>
+        <w:ind w:start="1800" w:hanging="360"/>
+      </w:pPr>
+    </w:lvl>
+    <w:lvl w:ilvl="4">
+      <w:start w:val="1"/>
+      <w:numFmt w:val="decimal"/>
+      <w:lvlText w:val="%5."/>
+      <w:lvlJc w:val="start"/>
+      <w:pPr>
+        <w:tabs>
+          <w:tab w:val="num" w:pos="2160"/>
+        </w:tabs>
+        <w:ind w:start="2160" w:hanging="360"/>
+      </w:pPr>
+    </w:lvl>
+    <w:lvl w:ilvl="5">
+      <w:start w:val="1"/>
+      <w:numFmt w:val="decimal"/>
+      <w:lvlText w:val="%6."/>
+      <w:lvlJc w:val="start"/>
+      <w:pPr>
+        <w:tabs>
+          <w:tab w:val="num" w:pos="2520"/>
+        </w:tabs>
+        <w:ind w:start="2520" w:hanging="360"/>
+      </w:pPr>
+    </w:lvl>
+    <w:lvl w:ilvl="6">
+      <w:start w:val="1"/>
+      <w:numFmt w:val="decimal"/>
+      <w:lvlText w:val="%7."/>
+      <w:lvlJc w:val="start"/>
+      <w:pPr>
+        <w:tabs>
+          <w:tab w:val="num" w:pos="2880"/>
+        </w:tabs>
+        <w:ind w:start="2880" w:hanging="360"/>
+      </w:pPr>
+    </w:lvl>
+    <w:lvl w:ilvl="7">
+      <w:start w:val="1"/>
+      <w:numFmt w:val="decimal"/>
+      <w:lvlText w:val="%8."/>
+      <w:lvlJc w:val="start"/>
+      <w:pPr>
+        <w:tabs>
+          <w:tab w:val="num" w:pos="3240"/>
+        </w:tabs>
+        <w:ind w:start="3240" w:hanging="360"/>
+      </w:pPr>
+    </w:lvl>
+    <w:lvl w:ilvl="8">
+      <w:start w:val="1"/>
+      <w:numFmt w:val="decimal"/>
+      <w:lvlText w:val="%9."/>
+      <w:lvlJc w:val="start"/>
+      <w:pPr>
+        <w:tabs>
+          <w:tab w:val="num" w:pos="3600"/>
+        </w:tabs>
+        <w:ind w:start="3600" w:hanging="360"/>
+      </w:pPr>
     </w:lvl>
   </w:abstractNum>
   <w:abstractNum w:abstractNumId="2">
@@ -3334,14 +3316,18 @@
     <w:qFormat/>
     <w:pPr>
       <w:widowControl/>
+      <w:suppressAutoHyphens w:val="true"/>
       <w:bidi w:val="0"/>
+      <w:spacing w:before="0" w:after="0"/>
+      <w:jc w:val="start"/>
     </w:pPr>
     <w:rPr>
       <w:rFonts w:ascii="Times New Roman" w:hAnsi="Times New Roman" w:eastAsia="Times New Roman" w:cs="Times New Roman"/>
       <w:color w:val="auto"/>
+      <w:kern w:val="0"/>
       <w:sz w:val="24"/>
       <w:szCs w:val="24"/>
-      <w:lang w:bidi="ar-SA" w:val="en-US" w:eastAsia="zh-CN"/>
+      <w:lang w:val="en-US" w:eastAsia="zh-CN" w:bidi="ar-SA"/>
     </w:rPr>
   </w:style>
   <w:style w:type="character" w:styleId="WW8Num1z0">
@@ -3554,8 +3540,8 @@
       <w:szCs w:val="18"/>
     </w:rPr>
   </w:style>
-  <w:style w:type="paragraph" w:styleId="FrameContents">
-    <w:name w:val="Frame Contents"/>
+  <w:style w:type="paragraph" w:styleId="FrameContentsuser">
+    <w:name w:val="Frame Contents (user)"/>
     <w:basedOn w:val="Normal"/>
     <w:qFormat/>
     <w:pPr/>
@@ -3583,6 +3569,13 @@
       <w:b/>
       <w:bCs/>
     </w:rPr>
+  </w:style>
+  <w:style w:type="paragraph" w:styleId="FrameContents">
+    <w:name w:val="Frame Contents"/>
+    <w:basedOn w:val="Normal"/>
+    <w:qFormat/>
+    <w:pPr/>
+    <w:rPr/>
   </w:style>
   <w:style w:type="numbering" w:styleId="WW8Num1">
     <w:name w:val="WW8Num1"/>
